--- a/klagomål/A 3777-2026 FSC-klagomål.docx
+++ b/klagomål/A 3777-2026 FSC-klagomål.docx
@@ -675,7 +675,7 @@
     <w:r>
       <w:tab/>
       <w:tab/>
-      <w:t>2026-01-23</w:t>
+      <w:t>2026-01-24</w:t>
       <w:br/>
       <w:br/>
     </w:r>

--- a/klagomål/A 3777-2026 FSC-klagomål.docx
+++ b/klagomål/A 3777-2026 FSC-klagomål.docx
@@ -675,7 +675,7 @@
     <w:r>
       <w:tab/>
       <w:tab/>
-      <w:t>2026-01-24</w:t>
+      <w:t>2026-01-25</w:t>
       <w:br/>
       <w:br/>
     </w:r>

--- a/klagomål/A 3777-2026 FSC-klagomål.docx
+++ b/klagomål/A 3777-2026 FSC-klagomål.docx
@@ -675,7 +675,7 @@
     <w:r>
       <w:tab/>
       <w:tab/>
-      <w:t>2026-01-25</w:t>
+      <w:t>2026-01-26</w:t>
       <w:br/>
       <w:br/>
     </w:r>

--- a/klagomål/A 3777-2026 FSC-klagomål.docx
+++ b/klagomål/A 3777-2026 FSC-klagomål.docx
@@ -675,7 +675,7 @@
     <w:r>
       <w:tab/>
       <w:tab/>
-      <w:t>2026-01-26</w:t>
+      <w:t>2026-01-27</w:t>
       <w:br/>
       <w:br/>
     </w:r>

--- a/klagomål/A 3777-2026 FSC-klagomål.docx
+++ b/klagomål/A 3777-2026 FSC-klagomål.docx
@@ -675,7 +675,7 @@
     <w:r>
       <w:tab/>
       <w:tab/>
-      <w:t>2026-01-27</w:t>
+      <w:t>2026-01-28</w:t>
       <w:br/>
       <w:br/>
     </w:r>

--- a/klagomål/A 3777-2026 FSC-klagomål.docx
+++ b/klagomål/A 3777-2026 FSC-klagomål.docx
@@ -751,7 +751,7 @@
     <w:r>
       <w:tab/>
       <w:tab/>
-      <w:t>2026-03-01</w:t>
+      <w:t>2026-03-02</w:t>
       <w:br/>
       <w:br/>
     </w:r>

--- a/klagomål/A 3777-2026 FSC-klagomål.docx
+++ b/klagomål/A 3777-2026 FSC-klagomål.docx
@@ -191,7 +191,7 @@
     </w:p>
     <w:p>
       <w:r>
-        <w:t>I avverkningsanmälan har följande 5 naturvårdsarter hittats: grönkulla (S, §8), ögonpyrola (S), nattviol (§8), blåsippa (§9) och revlummer (§9). Arter som är signalarter enligt Skogsstyrelsen har markerats med (S). För fridlysta arter anges även paragrafen i Artskyddsförordningen som arten är fridlyst enligt.</w:t>
+        <w:t>I avverkningsanmälan har följande 6 naturvårdsarter hittats: grönkulla (S, §8), ögonpyrola (S), nattviol (§8), blåsippa (§9), lopplummer (aggregat) (§9) och revlummer (§9). Arter som är signalarter enligt Skogsstyrelsen har markerats med (S). För fridlysta arter anges även paragrafen i Artskyddsförordningen som arten är fridlyst enligt.</w:t>
       </w:r>
     </w:p>
     <w:p>
@@ -206,7 +206,7 @@
       <w:r>
         <w:drawing>
           <wp:inline xmlns:a="http://schemas.openxmlformats.org/drawingml/2006/main" xmlns:pic="http://schemas.openxmlformats.org/drawingml/2006/picture">
-            <wp:extent cx="5486400" cy="3379251"/>
+            <wp:extent cx="5486400" cy="3281997"/>
             <wp:docPr id="1" name="Picture 1"/>
             <wp:cNvGraphicFramePr>
               <a:graphicFrameLocks noChangeAspect="1"/>
@@ -227,7 +227,7 @@
                   <pic:spPr>
                     <a:xfrm>
                       <a:off x="0" y="0"/>
-                      <a:ext cx="5486400" cy="3379251"/>
+                      <a:ext cx="5486400" cy="3281997"/>
                     </a:xfrm>
                     <a:prstGeom prst="rect"/>
                   </pic:spPr>
@@ -285,7 +285,7 @@
     </w:p>
     <w:p>
       <w:r>
-        <w:t>Följande fridlysta arter har sina livsmiljöer och växtplatser i den avverkningsanmälda skogen: grönkulla (S, §8), nattviol (§8), blåsippa (§9) och revlummer (§9).</w:t>
+        <w:t>Följande fridlysta arter har sina livsmiljöer och växtplatser i den avverkningsanmälda skogen: grönkulla (S, §8), nattviol (§8), blåsippa (§9), lopplummer (aggregat) (§9) och revlummer (§9).</w:t>
       </w:r>
     </w:p>
     <w:p>
@@ -436,7 +436,7 @@
         <w:rPr>
           <w:i/>
         </w:rPr>
-        <w:t>I det avverkningsanmälda skogsområdet har 5 naturvårdsarter varav 0 rödlistade arter sina livsmiljöer och växtplatser.</w:t>
+        <w:t>I det avverkningsanmälda skogsområdet har 6 naturvårdsarter varav 0 rödlistade arter sina livsmiljöer och växtplatser.</w:t>
       </w:r>
     </w:p>
     <w:p>
@@ -751,7 +751,7 @@
     <w:r>
       <w:tab/>
       <w:tab/>
-      <w:t>2026-03-02</w:t>
+      <w:t>2026-03-03</w:t>
       <w:br/>
       <w:br/>
     </w:r>

--- a/klagomål/A 3777-2026 FSC-klagomål.docx
+++ b/klagomål/A 3777-2026 FSC-klagomål.docx
@@ -751,7 +751,7 @@
     <w:r>
       <w:tab/>
       <w:tab/>
-      <w:t>2026-03-03</w:t>
+      <w:t>2026-03-04</w:t>
       <w:br/>
       <w:br/>
     </w:r>

--- a/klagomål/A 3777-2026 FSC-klagomål.docx
+++ b/klagomål/A 3777-2026 FSC-klagomål.docx
@@ -751,7 +751,7 @@
     <w:r>
       <w:tab/>
       <w:tab/>
-      <w:t>2026-03-04</w:t>
+      <w:t>2026-03-05</w:t>
       <w:br/>
       <w:br/>
     </w:r>

--- a/klagomål/A 3777-2026 FSC-klagomål.docx
+++ b/klagomål/A 3777-2026 FSC-klagomål.docx
@@ -751,7 +751,7 @@
     <w:r>
       <w:tab/>
       <w:tab/>
-      <w:t>2026-03-05</w:t>
+      <w:t>2026-03-06</w:t>
       <w:br/>
       <w:br/>
     </w:r>

--- a/klagomål/A 3777-2026 FSC-klagomål.docx
+++ b/klagomål/A 3777-2026 FSC-klagomål.docx
@@ -751,7 +751,7 @@
     <w:r>
       <w:tab/>
       <w:tab/>
-      <w:t>2026-03-06</w:t>
+      <w:t>2026-03-07</w:t>
       <w:br/>
       <w:br/>
     </w:r>

--- a/klagomål/A 3777-2026 FSC-klagomål.docx
+++ b/klagomål/A 3777-2026 FSC-klagomål.docx
@@ -751,7 +751,7 @@
     <w:r>
       <w:tab/>
       <w:tab/>
-      <w:t>2026-03-07</w:t>
+      <w:t>2026-03-08</w:t>
       <w:br/>
       <w:br/>
     </w:r>

--- a/klagomål/A 3777-2026 FSC-klagomål.docx
+++ b/klagomål/A 3777-2026 FSC-klagomål.docx
@@ -751,7 +751,7 @@
     <w:r>
       <w:tab/>
       <w:tab/>
-      <w:t>2026-03-08</w:t>
+      <w:t>2026-03-09</w:t>
       <w:br/>
       <w:br/>
     </w:r>

--- a/klagomål/A 3777-2026 FSC-klagomål.docx
+++ b/klagomål/A 3777-2026 FSC-klagomål.docx
@@ -751,7 +751,7 @@
     <w:r>
       <w:tab/>
       <w:tab/>
-      <w:t>2026-03-09</w:t>
+      <w:t>2026-03-10</w:t>
       <w:br/>
       <w:br/>
     </w:r>

--- a/klagomål/A 3777-2026 FSC-klagomål.docx
+++ b/klagomål/A 3777-2026 FSC-klagomål.docx
@@ -751,7 +751,7 @@
     <w:r>
       <w:tab/>
       <w:tab/>
-      <w:t>2026-03-10</w:t>
+      <w:t>2026-03-11</w:t>
       <w:br/>
       <w:br/>
     </w:r>

--- a/klagomål/A 3777-2026 FSC-klagomål.docx
+++ b/klagomål/A 3777-2026 FSC-klagomål.docx
@@ -751,7 +751,7 @@
     <w:r>
       <w:tab/>
       <w:tab/>
-      <w:t>2026-03-11</w:t>
+      <w:t>2026-03-12</w:t>
       <w:br/>
       <w:br/>
     </w:r>

--- a/klagomål/A 3777-2026 FSC-klagomål.docx
+++ b/klagomål/A 3777-2026 FSC-klagomål.docx
@@ -751,7 +751,7 @@
     <w:r>
       <w:tab/>
       <w:tab/>
-      <w:t>2026-03-12</w:t>
+      <w:t>2026-03-13</w:t>
       <w:br/>
       <w:br/>
     </w:r>

--- a/klagomål/A 3777-2026 FSC-klagomål.docx
+++ b/klagomål/A 3777-2026 FSC-klagomål.docx
@@ -751,7 +751,7 @@
     <w:r>
       <w:tab/>
       <w:tab/>
-      <w:t>2026-03-13</w:t>
+      <w:t>2026-03-16</w:t>
       <w:br/>
       <w:br/>
     </w:r>

--- a/klagomål/A 3777-2026 FSC-klagomål.docx
+++ b/klagomål/A 3777-2026 FSC-klagomål.docx
@@ -751,7 +751,7 @@
     <w:r>
       <w:tab/>
       <w:tab/>
-      <w:t>2026-03-16</w:t>
+      <w:t>2026-03-17</w:t>
       <w:br/>
       <w:br/>
     </w:r>

--- a/klagomål/A 3777-2026 FSC-klagomål.docx
+++ b/klagomål/A 3777-2026 FSC-klagomål.docx
@@ -751,7 +751,7 @@
     <w:r>
       <w:tab/>
       <w:tab/>
-      <w:t>2026-03-17</w:t>
+      <w:t>2026-03-18</w:t>
       <w:br/>
       <w:br/>
     </w:r>

--- a/klagomål/A 3777-2026 FSC-klagomål.docx
+++ b/klagomål/A 3777-2026 FSC-klagomål.docx
@@ -751,7 +751,7 @@
     <w:r>
       <w:tab/>
       <w:tab/>
-      <w:t>2026-03-18</w:t>
+      <w:t>2026-03-19</w:t>
       <w:br/>
       <w:br/>
     </w:r>

--- a/klagomål/A 3777-2026 FSC-klagomål.docx
+++ b/klagomål/A 3777-2026 FSC-klagomål.docx
@@ -751,7 +751,7 @@
     <w:r>
       <w:tab/>
       <w:tab/>
-      <w:t>2026-03-19</w:t>
+      <w:t>2026-03-20</w:t>
       <w:br/>
       <w:br/>
     </w:r>

--- a/klagomål/A 3777-2026 FSC-klagomål.docx
+++ b/klagomål/A 3777-2026 FSC-klagomål.docx
@@ -751,7 +751,7 @@
     <w:r>
       <w:tab/>
       <w:tab/>
-      <w:t>2026-03-20</w:t>
+      <w:t>2026-03-21</w:t>
       <w:br/>
       <w:br/>
     </w:r>

--- a/klagomål/A 3777-2026 FSC-klagomål.docx
+++ b/klagomål/A 3777-2026 FSC-klagomål.docx
@@ -751,7 +751,7 @@
     <w:r>
       <w:tab/>
       <w:tab/>
-      <w:t>2026-03-21</w:t>
+      <w:t>2026-03-22</w:t>
       <w:br/>
       <w:br/>
     </w:r>

--- a/klagomål/A 3777-2026 FSC-klagomål.docx
+++ b/klagomål/A 3777-2026 FSC-klagomål.docx
@@ -751,7 +751,7 @@
     <w:r>
       <w:tab/>
       <w:tab/>
-      <w:t>2026-03-22</w:t>
+      <w:t>2026-03-23</w:t>
       <w:br/>
       <w:br/>
     </w:r>

--- a/klagomål/A 3777-2026 FSC-klagomål.docx
+++ b/klagomål/A 3777-2026 FSC-klagomål.docx
@@ -751,7 +751,7 @@
     <w:r>
       <w:tab/>
       <w:tab/>
-      <w:t>2026-03-23</w:t>
+      <w:t>2026-03-24</w:t>
       <w:br/>
       <w:br/>
     </w:r>

--- a/klagomål/A 3777-2026 FSC-klagomål.docx
+++ b/klagomål/A 3777-2026 FSC-klagomål.docx
@@ -751,7 +751,7 @@
     <w:r>
       <w:tab/>
       <w:tab/>
-      <w:t>2026-03-24</w:t>
+      <w:t>2026-03-25</w:t>
       <w:br/>
       <w:br/>
     </w:r>

--- a/klagomål/A 3777-2026 FSC-klagomål.docx
+++ b/klagomål/A 3777-2026 FSC-klagomål.docx
@@ -751,7 +751,7 @@
     <w:r>
       <w:tab/>
       <w:tab/>
-      <w:t>2026-03-25</w:t>
+      <w:t>2026-03-26</w:t>
       <w:br/>
       <w:br/>
     </w:r>

--- a/klagomål/A 3777-2026 FSC-klagomål.docx
+++ b/klagomål/A 3777-2026 FSC-klagomål.docx
@@ -751,7 +751,7 @@
     <w:r>
       <w:tab/>
       <w:tab/>
-      <w:t>2026-03-26</w:t>
+      <w:t>2026-03-27</w:t>
       <w:br/>
       <w:br/>
     </w:r>

--- a/klagomål/A 3777-2026 FSC-klagomål.docx
+++ b/klagomål/A 3777-2026 FSC-klagomål.docx
@@ -751,7 +751,7 @@
     <w:r>
       <w:tab/>
       <w:tab/>
-      <w:t>2026-03-27</w:t>
+      <w:t>2026-03-28</w:t>
       <w:br/>
       <w:br/>
     </w:r>

--- a/klagomål/A 3777-2026 FSC-klagomål.docx
+++ b/klagomål/A 3777-2026 FSC-klagomål.docx
@@ -751,7 +751,7 @@
     <w:r>
       <w:tab/>
       <w:tab/>
-      <w:t>2026-03-28</w:t>
+      <w:t>2026-03-29</w:t>
       <w:br/>
       <w:br/>
     </w:r>

--- a/klagomål/A 3777-2026 FSC-klagomål.docx
+++ b/klagomål/A 3777-2026 FSC-klagomål.docx
@@ -751,7 +751,7 @@
     <w:r>
       <w:tab/>
       <w:tab/>
-      <w:t>2026-03-29</w:t>
+      <w:t>2026-03-30</w:t>
       <w:br/>
       <w:br/>
     </w:r>

--- a/klagomål/A 3777-2026 FSC-klagomål.docx
+++ b/klagomål/A 3777-2026 FSC-klagomål.docx
@@ -751,7 +751,7 @@
     <w:r>
       <w:tab/>
       <w:tab/>
-      <w:t>2026-03-30</w:t>
+      <w:t>2026-03-31</w:t>
       <w:br/>
       <w:br/>
     </w:r>

--- a/klagomål/A 3777-2026 FSC-klagomål.docx
+++ b/klagomål/A 3777-2026 FSC-klagomål.docx
@@ -751,7 +751,7 @@
     <w:r>
       <w:tab/>
       <w:tab/>
-      <w:t>2026-03-31</w:t>
+      <w:t>2026-04-01</w:t>
       <w:br/>
       <w:br/>
     </w:r>

--- a/klagomål/A 3777-2026 FSC-klagomål.docx
+++ b/klagomål/A 3777-2026 FSC-klagomål.docx
@@ -751,7 +751,7 @@
     <w:r>
       <w:tab/>
       <w:tab/>
-      <w:t>2026-04-01</w:t>
+      <w:t>2026-04-02</w:t>
       <w:br/>
       <w:br/>
     </w:r>

--- a/klagomål/A 3777-2026 FSC-klagomål.docx
+++ b/klagomål/A 3777-2026 FSC-klagomål.docx
@@ -751,7 +751,7 @@
     <w:r>
       <w:tab/>
       <w:tab/>
-      <w:t>2026-04-02</w:t>
+      <w:t>2026-04-03</w:t>
       <w:br/>
       <w:br/>
     </w:r>

--- a/klagomål/A 3777-2026 FSC-klagomål.docx
+++ b/klagomål/A 3777-2026 FSC-klagomål.docx
@@ -751,7 +751,7 @@
     <w:r>
       <w:tab/>
       <w:tab/>
-      <w:t>2026-04-03</w:t>
+      <w:t>2026-04-04</w:t>
       <w:br/>
       <w:br/>
     </w:r>

--- a/klagomål/A 3777-2026 FSC-klagomål.docx
+++ b/klagomål/A 3777-2026 FSC-klagomål.docx
@@ -751,7 +751,7 @@
     <w:r>
       <w:tab/>
       <w:tab/>
-      <w:t>2026-04-04</w:t>
+      <w:t>2026-04-05</w:t>
       <w:br/>
       <w:br/>
     </w:r>

--- a/klagomål/A 3777-2026 FSC-klagomål.docx
+++ b/klagomål/A 3777-2026 FSC-klagomål.docx
@@ -751,7 +751,7 @@
     <w:r>
       <w:tab/>
       <w:tab/>
-      <w:t>2026-04-05</w:t>
+      <w:t>2026-04-06</w:t>
       <w:br/>
       <w:br/>
     </w:r>

--- a/klagomål/A 3777-2026 FSC-klagomål.docx
+++ b/klagomål/A 3777-2026 FSC-klagomål.docx
@@ -751,7 +751,7 @@
     <w:r>
       <w:tab/>
       <w:tab/>
-      <w:t>2026-04-06</w:t>
+      <w:t>2026-04-07</w:t>
       <w:br/>
       <w:br/>
     </w:r>

--- a/klagomål/A 3777-2026 FSC-klagomål.docx
+++ b/klagomål/A 3777-2026 FSC-klagomål.docx
@@ -751,7 +751,7 @@
     <w:r>
       <w:tab/>
       <w:tab/>
-      <w:t>2026-04-07</w:t>
+      <w:t>2026-04-08</w:t>
       <w:br/>
       <w:br/>
     </w:r>

--- a/klagomål/A 3777-2026 FSC-klagomål.docx
+++ b/klagomål/A 3777-2026 FSC-klagomål.docx
@@ -751,7 +751,7 @@
     <w:r>
       <w:tab/>
       <w:tab/>
-      <w:t>2026-04-08</w:t>
+      <w:t>2026-04-09</w:t>
       <w:br/>
       <w:br/>
     </w:r>

--- a/klagomål/A 3777-2026 FSC-klagomål.docx
+++ b/klagomål/A 3777-2026 FSC-klagomål.docx
@@ -751,7 +751,7 @@
     <w:r>
       <w:tab/>
       <w:tab/>
-      <w:t>2026-04-09</w:t>
+      <w:t>2026-04-10</w:t>
       <w:br/>
       <w:br/>
     </w:r>

--- a/klagomål/A 3777-2026 FSC-klagomål.docx
+++ b/klagomål/A 3777-2026 FSC-klagomål.docx
@@ -751,7 +751,7 @@
     <w:r>
       <w:tab/>
       <w:tab/>
-      <w:t>2026-04-10</w:t>
+      <w:t>2026-04-11</w:t>
       <w:br/>
       <w:br/>
     </w:r>

--- a/klagomål/A 3777-2026 FSC-klagomål.docx
+++ b/klagomål/A 3777-2026 FSC-klagomål.docx
@@ -751,7 +751,7 @@
     <w:r>
       <w:tab/>
       <w:tab/>
-      <w:t>2026-04-14</w:t>
+      <w:t>2026-04-15</w:t>
       <w:br/>
       <w:br/>
     </w:r>

--- a/klagomål/A 3777-2026 FSC-klagomål.docx
+++ b/klagomål/A 3777-2026 FSC-klagomål.docx
@@ -751,7 +751,7 @@
     <w:r>
       <w:tab/>
       <w:tab/>
-      <w:t>2026-04-15</w:t>
+      <w:t>2026-04-16</w:t>
       <w:br/>
       <w:br/>
     </w:r>

--- a/klagomål/A 3777-2026 FSC-klagomål.docx
+++ b/klagomål/A 3777-2026 FSC-klagomål.docx
@@ -751,7 +751,7 @@
     <w:r>
       <w:tab/>
       <w:tab/>
-      <w:t>2026-04-16</w:t>
+      <w:t>2026-04-17</w:t>
       <w:br/>
       <w:br/>
     </w:r>

--- a/klagomål/A 3777-2026 FSC-klagomål.docx
+++ b/klagomål/A 3777-2026 FSC-klagomål.docx
@@ -751,7 +751,7 @@
     <w:r>
       <w:tab/>
       <w:tab/>
-      <w:t>2026-04-17</w:t>
+      <w:t>2026-04-18</w:t>
       <w:br/>
       <w:br/>
     </w:r>

--- a/klagomål/A 3777-2026 FSC-klagomål.docx
+++ b/klagomål/A 3777-2026 FSC-klagomål.docx
@@ -751,7 +751,7 @@
     <w:r>
       <w:tab/>
       <w:tab/>
-      <w:t>2026-04-18</w:t>
+      <w:t>2026-04-19</w:t>
       <w:br/>
       <w:br/>
     </w:r>

--- a/klagomål/A 3777-2026 FSC-klagomål.docx
+++ b/klagomål/A 3777-2026 FSC-klagomål.docx
@@ -751,7 +751,7 @@
     <w:r>
       <w:tab/>
       <w:tab/>
-      <w:t>2026-04-19</w:t>
+      <w:t>2026-04-20</w:t>
       <w:br/>
       <w:br/>
     </w:r>

--- a/klagomål/A 3777-2026 FSC-klagomål.docx
+++ b/klagomål/A 3777-2026 FSC-klagomål.docx
@@ -751,7 +751,7 @@
     <w:r>
       <w:tab/>
       <w:tab/>
-      <w:t>2026-04-20</w:t>
+      <w:t>2026-04-21</w:t>
       <w:br/>
       <w:br/>
     </w:r>

--- a/klagomål/A 3777-2026 FSC-klagomål.docx
+++ b/klagomål/A 3777-2026 FSC-klagomål.docx
@@ -751,7 +751,7 @@
     <w:r>
       <w:tab/>
       <w:tab/>
-      <w:t>2026-04-21</w:t>
+      <w:t>2026-04-22</w:t>
       <w:br/>
       <w:br/>
     </w:r>

--- a/klagomål/A 3777-2026 FSC-klagomål.docx
+++ b/klagomål/A 3777-2026 FSC-klagomål.docx
@@ -751,7 +751,7 @@
     <w:r>
       <w:tab/>
       <w:tab/>
-      <w:t>2026-04-22</w:t>
+      <w:t>2026-04-23</w:t>
       <w:br/>
       <w:br/>
     </w:r>

--- a/klagomål/A 3777-2026 FSC-klagomål.docx
+++ b/klagomål/A 3777-2026 FSC-klagomål.docx
@@ -751,7 +751,7 @@
     <w:r>
       <w:tab/>
       <w:tab/>
-      <w:t>2026-04-23</w:t>
+      <w:t>2026-04-24</w:t>
       <w:br/>
       <w:br/>
     </w:r>

--- a/klagomål/A 3777-2026 FSC-klagomål.docx
+++ b/klagomål/A 3777-2026 FSC-klagomål.docx
@@ -751,7 +751,7 @@
     <w:r>
       <w:tab/>
       <w:tab/>
-      <w:t>2026-04-24</w:t>
+      <w:t>2026-04-25</w:t>
       <w:br/>
       <w:br/>
     </w:r>

--- a/klagomål/A 3777-2026 FSC-klagomål.docx
+++ b/klagomål/A 3777-2026 FSC-klagomål.docx
@@ -751,7 +751,7 @@
     <w:r>
       <w:tab/>
       <w:tab/>
-      <w:t>2026-04-25</w:t>
+      <w:t>2026-04-26</w:t>
       <w:br/>
       <w:br/>
     </w:r>

--- a/klagomål/A 3777-2026 FSC-klagomål.docx
+++ b/klagomål/A 3777-2026 FSC-klagomål.docx
@@ -751,7 +751,7 @@
     <w:r>
       <w:tab/>
       <w:tab/>
-      <w:t>2026-04-26</w:t>
+      <w:t>2026-04-27</w:t>
       <w:br/>
       <w:br/>
     </w:r>

--- a/klagomål/A 3777-2026 FSC-klagomål.docx
+++ b/klagomål/A 3777-2026 FSC-klagomål.docx
@@ -751,7 +751,7 @@
     <w:r>
       <w:tab/>
       <w:tab/>
-      <w:t>2026-04-27</w:t>
+      <w:t>2026-04-28</w:t>
       <w:br/>
       <w:br/>
     </w:r>

--- a/klagomål/A 3777-2026 FSC-klagomål.docx
+++ b/klagomål/A 3777-2026 FSC-klagomål.docx
@@ -751,7 +751,7 @@
     <w:r>
       <w:tab/>
       <w:tab/>
-      <w:t>2026-04-28</w:t>
+      <w:t>2026-04-29</w:t>
       <w:br/>
       <w:br/>
     </w:r>

--- a/klagomål/A 3777-2026 FSC-klagomål.docx
+++ b/klagomål/A 3777-2026 FSC-klagomål.docx
@@ -751,7 +751,7 @@
     <w:r>
       <w:tab/>
       <w:tab/>
-      <w:t>2026-04-29</w:t>
+      <w:t>2026-04-30</w:t>
       <w:br/>
       <w:br/>
     </w:r>

--- a/klagomål/A 3777-2026 FSC-klagomål.docx
+++ b/klagomål/A 3777-2026 FSC-klagomål.docx
@@ -751,7 +751,7 @@
     <w:r>
       <w:tab/>
       <w:tab/>
-      <w:t>2026-04-30</w:t>
+      <w:t>2026-05-01</w:t>
       <w:br/>
       <w:br/>
     </w:r>

--- a/klagomål/A 3777-2026 FSC-klagomål.docx
+++ b/klagomål/A 3777-2026 FSC-klagomål.docx
@@ -751,7 +751,7 @@
     <w:r>
       <w:tab/>
       <w:tab/>
-      <w:t>2026-05-01</w:t>
+      <w:t>2026-05-02</w:t>
       <w:br/>
       <w:br/>
     </w:r>

--- a/klagomål/A 3777-2026 FSC-klagomål.docx
+++ b/klagomål/A 3777-2026 FSC-klagomål.docx
@@ -751,7 +751,7 @@
     <w:r>
       <w:tab/>
       <w:tab/>
-      <w:t>2026-05-02</w:t>
+      <w:t>2026-05-03</w:t>
       <w:br/>
       <w:br/>
     </w:r>

--- a/klagomål/A 3777-2026 FSC-klagomål.docx
+++ b/klagomål/A 3777-2026 FSC-klagomål.docx
@@ -751,7 +751,7 @@
     <w:r>
       <w:tab/>
       <w:tab/>
-      <w:t>2026-05-03</w:t>
+      <w:t>2026-05-04</w:t>
       <w:br/>
       <w:br/>
     </w:r>

--- a/klagomål/A 3777-2026 FSC-klagomål.docx
+++ b/klagomål/A 3777-2026 FSC-klagomål.docx
@@ -751,7 +751,7 @@
     <w:r>
       <w:tab/>
       <w:tab/>
-      <w:t>2026-05-04</w:t>
+      <w:t>2026-05-05</w:t>
       <w:br/>
       <w:br/>
     </w:r>

--- a/klagomål/A 3777-2026 FSC-klagomål.docx
+++ b/klagomål/A 3777-2026 FSC-klagomål.docx
@@ -751,7 +751,7 @@
     <w:r>
       <w:tab/>
       <w:tab/>
-      <w:t>2026-05-05</w:t>
+      <w:t>2026-05-06</w:t>
       <w:br/>
       <w:br/>
     </w:r>

--- a/klagomål/A 3777-2026 FSC-klagomål.docx
+++ b/klagomål/A 3777-2026 FSC-klagomål.docx
@@ -751,7 +751,7 @@
     <w:r>
       <w:tab/>
       <w:tab/>
-      <w:t>2026-05-06</w:t>
+      <w:t>2026-05-07</w:t>
       <w:br/>
       <w:br/>
     </w:r>

--- a/klagomål/A 3777-2026 FSC-klagomål.docx
+++ b/klagomål/A 3777-2026 FSC-klagomål.docx
@@ -751,7 +751,7 @@
     <w:r>
       <w:tab/>
       <w:tab/>
-      <w:t>2026-05-07</w:t>
+      <w:t>2026-05-08</w:t>
       <w:br/>
       <w:br/>
     </w:r>

--- a/klagomål/A 3777-2026 FSC-klagomål.docx
+++ b/klagomål/A 3777-2026 FSC-klagomål.docx
@@ -751,7 +751,7 @@
     <w:r>
       <w:tab/>
       <w:tab/>
-      <w:t>2026-05-08</w:t>
+      <w:t>2026-05-09</w:t>
       <w:br/>
       <w:br/>
     </w:r>

--- a/klagomål/A 3777-2026 FSC-klagomål.docx
+++ b/klagomål/A 3777-2026 FSC-klagomål.docx
@@ -751,7 +751,7 @@
     <w:r>
       <w:tab/>
       <w:tab/>
-      <w:t>2026-05-09</w:t>
+      <w:t>2026-05-10</w:t>
       <w:br/>
       <w:br/>
     </w:r>

--- a/klagomål/A 3777-2026 FSC-klagomål.docx
+++ b/klagomål/A 3777-2026 FSC-klagomål.docx
@@ -751,7 +751,7 @@
     <w:r>
       <w:tab/>
       <w:tab/>
-      <w:t>2026-05-10</w:t>
+      <w:t>2026-05-11</w:t>
       <w:br/>
       <w:br/>
     </w:r>

--- a/klagomål/A 3777-2026 FSC-klagomål.docx
+++ b/klagomål/A 3777-2026 FSC-klagomål.docx
@@ -751,7 +751,7 @@
     <w:r>
       <w:tab/>
       <w:tab/>
-      <w:t>2026-05-11</w:t>
+      <w:t>2026-05-12</w:t>
       <w:br/>
       <w:br/>
     </w:r>

--- a/klagomål/A 3777-2026 FSC-klagomål.docx
+++ b/klagomål/A 3777-2026 FSC-klagomål.docx
@@ -751,7 +751,7 @@
     <w:r>
       <w:tab/>
       <w:tab/>
-      <w:t>2026-05-12</w:t>
+      <w:t>2026-05-13</w:t>
       <w:br/>
       <w:br/>
     </w:r>

--- a/klagomål/A 3777-2026 FSC-klagomål.docx
+++ b/klagomål/A 3777-2026 FSC-klagomål.docx
@@ -751,7 +751,7 @@
     <w:r>
       <w:tab/>
       <w:tab/>
-      <w:t>2026-05-13</w:t>
+      <w:t>2026-05-16</w:t>
       <w:br/>
       <w:br/>
     </w:r>

--- a/klagomål/A 3777-2026 FSC-klagomål.docx
+++ b/klagomål/A 3777-2026 FSC-klagomål.docx
@@ -751,7 +751,7 @@
     <w:r>
       <w:tab/>
       <w:tab/>
-      <w:t>2026-05-16</w:t>
+      <w:t>2026-05-17</w:t>
       <w:br/>
       <w:br/>
     </w:r>

--- a/klagomål/A 3777-2026 FSC-klagomål.docx
+++ b/klagomål/A 3777-2026 FSC-klagomål.docx
@@ -751,7 +751,7 @@
     <w:r>
       <w:tab/>
       <w:tab/>
-      <w:t>2026-05-17</w:t>
+      <w:t>2026-05-18</w:t>
       <w:br/>
       <w:br/>
     </w:r>

--- a/klagomål/A 3777-2026 FSC-klagomål.docx
+++ b/klagomål/A 3777-2026 FSC-klagomål.docx
@@ -751,7 +751,7 @@
     <w:r>
       <w:tab/>
       <w:tab/>
-      <w:t>2026-05-18</w:t>
+      <w:t>2026-05-19</w:t>
       <w:br/>
       <w:br/>
     </w:r>

--- a/klagomål/A 3777-2026 FSC-klagomål.docx
+++ b/klagomål/A 3777-2026 FSC-klagomål.docx
@@ -751,7 +751,7 @@
     <w:r>
       <w:tab/>
       <w:tab/>
-      <w:t>2026-05-19</w:t>
+      <w:t>2026-05-20</w:t>
       <w:br/>
       <w:br/>
     </w:r>

--- a/klagomål/A 3777-2026 FSC-klagomål.docx
+++ b/klagomål/A 3777-2026 FSC-klagomål.docx
@@ -751,7 +751,7 @@
     <w:r>
       <w:tab/>
       <w:tab/>
-      <w:t>2026-05-20</w:t>
+      <w:t>2026-05-21</w:t>
       <w:br/>
       <w:br/>
     </w:r>

--- a/klagomål/A 3777-2026 FSC-klagomål.docx
+++ b/klagomål/A 3777-2026 FSC-klagomål.docx
@@ -751,7 +751,7 @@
     <w:r>
       <w:tab/>
       <w:tab/>
-      <w:t>2026-05-21</w:t>
+      <w:t>2026-05-22</w:t>
       <w:br/>
       <w:br/>
     </w:r>

--- a/klagomål/A 3777-2026 FSC-klagomål.docx
+++ b/klagomål/A 3777-2026 FSC-klagomål.docx
@@ -751,7 +751,7 @@
     <w:r>
       <w:tab/>
       <w:tab/>
-      <w:t>2026-05-22</w:t>
+      <w:t>2026-05-23</w:t>
       <w:br/>
       <w:br/>
     </w:r>

--- a/klagomål/A 3777-2026 FSC-klagomål.docx
+++ b/klagomål/A 3777-2026 FSC-klagomål.docx
@@ -751,7 +751,7 @@
     <w:r>
       <w:tab/>
       <w:tab/>
-      <w:t>2026-05-23</w:t>
+      <w:t>2026-05-24</w:t>
       <w:br/>
       <w:br/>
     </w:r>

--- a/klagomål/A 3777-2026 FSC-klagomål.docx
+++ b/klagomål/A 3777-2026 FSC-klagomål.docx
@@ -751,7 +751,7 @@
     <w:r>
       <w:tab/>
       <w:tab/>
-      <w:t>2026-05-24</w:t>
+      <w:t>2026-05-25</w:t>
       <w:br/>
       <w:br/>
     </w:r>

--- a/klagomål/A 3777-2026 FSC-klagomål.docx
+++ b/klagomål/A 3777-2026 FSC-klagomål.docx
@@ -751,7 +751,7 @@
     <w:r>
       <w:tab/>
       <w:tab/>
-      <w:t>2026-05-25</w:t>
+      <w:t>2026-05-26</w:t>
       <w:br/>
       <w:br/>
     </w:r>

--- a/klagomål/A 3777-2026 FSC-klagomål.docx
+++ b/klagomål/A 3777-2026 FSC-klagomål.docx
@@ -751,7 +751,7 @@
     <w:r>
       <w:tab/>
       <w:tab/>
-      <w:t>2026-05-26</w:t>
+      <w:t>2026-05-27</w:t>
       <w:br/>
       <w:br/>
     </w:r>

--- a/klagomål/A 3777-2026 FSC-klagomål.docx
+++ b/klagomål/A 3777-2026 FSC-klagomål.docx
@@ -751,7 +751,7 @@
     <w:r>
       <w:tab/>
       <w:tab/>
-      <w:t>2026-05-27</w:t>
+      <w:t>2026-05-28</w:t>
       <w:br/>
       <w:br/>
     </w:r>

--- a/klagomål/A 3777-2026 FSC-klagomål.docx
+++ b/klagomål/A 3777-2026 FSC-klagomål.docx
@@ -751,7 +751,7 @@
     <w:r>
       <w:tab/>
       <w:tab/>
-      <w:t>2026-05-28</w:t>
+      <w:t>2026-05-29</w:t>
       <w:br/>
       <w:br/>
     </w:r>

--- a/klagomål/A 3777-2026 FSC-klagomål.docx
+++ b/klagomål/A 3777-2026 FSC-klagomål.docx
@@ -751,7 +751,7 @@
     <w:r>
       <w:tab/>
       <w:tab/>
-      <w:t>2026-05-29</w:t>
+      <w:t>2026-05-30</w:t>
       <w:br/>
       <w:br/>
     </w:r>

--- a/klagomål/A 3777-2026 FSC-klagomål.docx
+++ b/klagomål/A 3777-2026 FSC-klagomål.docx
@@ -751,7 +751,7 @@
     <w:r>
       <w:tab/>
       <w:tab/>
-      <w:t>2026-05-30</w:t>
+      <w:t>2026-05-31</w:t>
       <w:br/>
       <w:br/>
     </w:r>

--- a/klagomål/A 3777-2026 FSC-klagomål.docx
+++ b/klagomål/A 3777-2026 FSC-klagomål.docx
@@ -751,7 +751,7 @@
     <w:r>
       <w:tab/>
       <w:tab/>
-      <w:t>2026-05-31</w:t>
+      <w:t>2026-06-01</w:t>
       <w:br/>
       <w:br/>
     </w:r>

--- a/klagomål/A 3777-2026 FSC-klagomål.docx
+++ b/klagomål/A 3777-2026 FSC-klagomål.docx
@@ -751,7 +751,7 @@
     <w:r>
       <w:tab/>
       <w:tab/>
-      <w:t>2026-06-01</w:t>
+      <w:t>2026-06-02</w:t>
       <w:br/>
       <w:br/>
     </w:r>

--- a/klagomål/A 3777-2026 FSC-klagomål.docx
+++ b/klagomål/A 3777-2026 FSC-klagomål.docx
@@ -751,7 +751,7 @@
     <w:r>
       <w:tab/>
       <w:tab/>
-      <w:t>2026-06-02</w:t>
+      <w:t>2026-06-03</w:t>
       <w:br/>
       <w:br/>
     </w:r>

--- a/klagomål/A 3777-2026 FSC-klagomål.docx
+++ b/klagomål/A 3777-2026 FSC-klagomål.docx
@@ -751,7 +751,7 @@
     <w:r>
       <w:tab/>
       <w:tab/>
-      <w:t>2026-06-03</w:t>
+      <w:t>2026-06-04</w:t>
       <w:br/>
       <w:br/>
     </w:r>

--- a/klagomål/A 3777-2026 FSC-klagomål.docx
+++ b/klagomål/A 3777-2026 FSC-klagomål.docx
@@ -751,7 +751,7 @@
     <w:r>
       <w:tab/>
       <w:tab/>
-      <w:t>2026-06-04</w:t>
+      <w:t>2026-06-05</w:t>
       <w:br/>
       <w:br/>
     </w:r>
